--- a/Designs/docx/SPEAR3_LLRF_PDR_R2.docx
+++ b/Designs/docx/SPEAR3_LLRF_PDR_R2.docx
@@ -309,7 +309,91 @@
                 <w:sz w:val="18"/>
                 <w:szCs w:val="18"/>
               </w:rPr>
-              <w:t>RF Department, SSRL/Accelerator</w:t>
+              <w:t>Faya Wang</w:t>
+            </w:r>
+          </w:p>
+        </w:tc>
+      </w:tr>
+      <w:tr>
+        <w:tc>
+          <w:tcPr>
+            <w:tcW w:w="1800" w:type="dxa"/>
+            <w:tcBorders>
+              <w:top w:val="single" w:sz="1" w:space="0" w:color="DDDDDD"/>
+              <w:left w:val="single" w:sz="1" w:space="0" w:color="DDDDDD"/>
+              <w:bottom w:val="single" w:sz="1" w:space="0" w:color="DDDDDD"/>
+              <w:right w:val="single" w:sz="1" w:space="0" w:color="DDDDDD"/>
+            </w:tcBorders>
+            <w:shd w:val="clear" w:color="auto" w:fill="D6E4F0"/>
+            <w:tcMar>
+              <w:top w:w="80" w:type="dxa"/>
+              <w:left w:w="120" w:type="dxa"/>
+              <w:bottom w:w="80" w:type="dxa"/>
+              <w:right w:w="120" w:type="dxa"/>
+            </w:tcMar>
+          </w:tcPr>
+          <w:p>
+            <w:pPr>
+              <w:rPr>
+                <w:b/>
+                <w:bCs/>
+                <w:color w:val="1F497D"/>
+                <w:sz w:val="18"/>
+                <w:szCs w:val="18"/>
+              </w:rPr>
+            </w:pPr>
+            <w:r>
+              <w:rPr>
+                <w:b/>
+                <w:bCs/>
+                <w:color w:val="1F497D"/>
+                <w:sz w:val="18"/>
+                <w:szCs w:val="18"/>
+              </w:rPr>
+              <w:t>Review</w:t>
+            </w:r>
+            <w:r>
+              <w:rPr>
+                <w:b/>
+                <w:bCs/>
+                <w:color w:val="1F497D"/>
+                <w:sz w:val="18"/>
+                <w:szCs w:val="18"/>
+              </w:rPr>
+              <w:t>er</w:t>
+            </w:r>
+          </w:p>
+        </w:tc>
+        <w:tc>
+          <w:tcPr>
+            <w:tcW w:w="3960" w:type="dxa"/>
+            <w:tcBorders>
+              <w:top w:val="single" w:sz="2" w:space="0" w:color="D1D1D1" w:themeColor="background2" w:themeShade="E6"/>
+              <w:left w:val="single" w:sz="1" w:space="0" w:color="DDDDDD"/>
+              <w:bottom w:val="single" w:sz="1" w:space="0" w:color="DDDDDD"/>
+              <w:right w:val="single" w:sz="1" w:space="0" w:color="DDDDDD"/>
+            </w:tcBorders>
+            <w:shd w:val="clear" w:color="auto" w:fill="F8FBFD"/>
+            <w:tcMar>
+              <w:top w:w="80" w:type="dxa"/>
+              <w:left w:w="120" w:type="dxa"/>
+              <w:bottom w:w="80" w:type="dxa"/>
+              <w:right w:w="120" w:type="dxa"/>
+            </w:tcMar>
+          </w:tcPr>
+          <w:p>
+            <w:pPr>
+              <w:rPr>
+                <w:sz w:val="18"/>
+                <w:szCs w:val="18"/>
+              </w:rPr>
+            </w:pPr>
+            <w:r>
+              <w:rPr>
+                <w:sz w:val="18"/>
+                <w:szCs w:val="18"/>
+              </w:rPr>
+              <w:t>Jim Sebeck</w:t>
             </w:r>
           </w:p>
         </w:tc>
@@ -649,21 +733,7 @@
                 <w:sz w:val="18"/>
                 <w:szCs w:val="18"/>
               </w:rPr>
-              <w:t xml:space="preserve">Design clarification &amp; </w:t>
-            </w:r>
-            <w:r>
-              <w:rPr>
-                <w:sz w:val="18"/>
-                <w:szCs w:val="18"/>
-              </w:rPr>
-              <w:t>c</w:t>
-            </w:r>
-            <w:r>
-              <w:rPr>
-                <w:sz w:val="18"/>
-                <w:szCs w:val="18"/>
-              </w:rPr>
-              <w:t>orrections</w:t>
+              <w:t>Design clarification &amp; corrections</w:t>
             </w:r>
           </w:p>
           <w:p>
@@ -694,14 +764,7 @@
                 <w:sz w:val="18"/>
                 <w:szCs w:val="18"/>
               </w:rPr>
-              <w:t>I</w:t>
-            </w:r>
-            <w:r>
-              <w:rPr>
-                <w:sz w:val="18"/>
-                <w:szCs w:val="18"/>
-              </w:rPr>
-              <w:t>ncorporated review feedback from J. Sebek: clarified HVPS power chain and signal flow, corrected RF signal monitoring assignments, refined software architecture descriptions, and resolved ambiguities in interlock and protection narratives.</w:t>
+              <w:t>Incorporated review feedback from J. Sebek: clarified HVPS power chain and signal flow, corrected RF signal monitoring assignments, refined software architecture descriptions, and resolved ambiguities in interlock and protection narratives.</w:t>
             </w:r>
           </w:p>
         </w:tc>
@@ -852,6 +915,7 @@
         <w:alias w:val="Table of Contents"/>
         <w:id w:val="435568746"/>
       </w:sdtPr>
+      <w:sdtEndPr/>
       <w:sdtContent>
         <w:p>
           <w:pPr>
@@ -9506,10 +9570,10 @@
             <v:path o:extrusionok="f" gradientshapeok="t" o:connecttype="rect"/>
             <o:lock v:ext="edit" aspectratio="t"/>
           </v:shapetype>
-          <v:shape id="_x0000_i1025" type="#_x0000_t75" style="width:503.6pt;height:294.55pt" o:ole="">
+          <v:shape id="_x0000_i1025" type="#_x0000_t75" style="width:7in;height:293.15pt" o:ole="">
             <v:imagedata r:id="rId11" o:title=""/>
           </v:shape>
-          <o:OLEObject Type="Embed" ProgID="Visio.Drawing.15" ShapeID="_x0000_i1025" DrawAspect="Content" ObjectID="_1838878062" r:id="rId12"/>
+          <o:OLEObject Type="Embed" ProgID="Visio.Drawing.15" ShapeID="_x0000_i1025" DrawAspect="Content" ObjectID="_1851069464" r:id="rId12"/>
         </w:object>
       </w:r>
     </w:p>
@@ -12379,10 +12443,10 @@
       </w:pPr>
       <w:r>
         <w:object w:dxaOrig="11441" w:dyaOrig="4920" w14:anchorId="614D6782">
-          <v:shape id="_x0000_i1026" type="#_x0000_t75" style="width:7in;height:217.15pt" o:ole="">
+          <v:shape id="_x0000_i1026" type="#_x0000_t75" style="width:7in;height:3in" o:ole="">
             <v:imagedata r:id="rId13" o:title=""/>
           </v:shape>
-          <o:OLEObject Type="Embed" ProgID="Visio.Drawing.15" ShapeID="_x0000_i1026" DrawAspect="Content" ObjectID="_1838878063" r:id="rId14"/>
+          <o:OLEObject Type="Embed" ProgID="Visio.Drawing.15" ShapeID="_x0000_i1026" DrawAspect="Content" ObjectID="_1851069465" r:id="rId14"/>
         </w:object>
       </w:r>
     </w:p>
@@ -19210,10 +19274,10 @@
       </w:pPr>
       <w:r>
         <w:object w:dxaOrig="14170" w:dyaOrig="14591" w14:anchorId="4B8AB0A5">
-          <v:shape id="_x0000_i1027" type="#_x0000_t75" style="width:482.45pt;height:496.7pt" o:ole="">
+          <v:shape id="_x0000_i1027" type="#_x0000_t75" style="width:483.45pt;height:498.85pt" o:ole="">
             <v:imagedata r:id="rId15" o:title=""/>
           </v:shape>
-          <o:OLEObject Type="Embed" ProgID="Visio.Drawing.15" ShapeID="_x0000_i1027" DrawAspect="Content" ObjectID="_1838878064" r:id="rId16"/>
+          <o:OLEObject Type="Embed" ProgID="Visio.Drawing.15" ShapeID="_x0000_i1027" DrawAspect="Content" ObjectID="_1851069466" r:id="rId16"/>
         </w:object>
       </w:r>
     </w:p>
@@ -31245,10 +31309,10 @@
       </w:pPr>
       <w:r>
         <w:object w:dxaOrig="12361" w:dyaOrig="2881" w14:anchorId="3371FC74">
-          <v:shape id="_x0000_i1031" type="#_x0000_t75" style="width:503.6pt;height:117.45pt" o:ole="">
+          <v:shape id="_x0000_i1028" type="#_x0000_t75" style="width:7in;height:118.3pt" o:ole="">
             <v:imagedata r:id="rId17" o:title=""/>
           </v:shape>
-          <o:OLEObject Type="Embed" ProgID="Visio.Drawing.15" ShapeID="_x0000_i1031" DrawAspect="Content" ObjectID="_1838878065" r:id="rId18"/>
+          <o:OLEObject Type="Embed" ProgID="Visio.Drawing.15" ShapeID="_x0000_i1028" DrawAspect="Content" ObjectID="_1851069467" r:id="rId18"/>
         </w:object>
       </w:r>
     </w:p>
@@ -32781,10 +32845,10 @@
       </w:pPr>
       <w:r>
         <w:object w:dxaOrig="8911" w:dyaOrig="1671" w14:anchorId="59E6C7D5">
-          <v:shape id="_x0000_i1034" type="#_x0000_t75" style="width:445.5pt;height:83.55pt" o:ole="">
+          <v:shape id="_x0000_i1029" type="#_x0000_t75" style="width:447.45pt;height:82.3pt" o:ole="">
             <v:imagedata r:id="rId19" o:title=""/>
           </v:shape>
-          <o:OLEObject Type="Embed" ProgID="Visio.Drawing.15" ShapeID="_x0000_i1034" DrawAspect="Content" ObjectID="_1838878066" r:id="rId20"/>
+          <o:OLEObject Type="Embed" ProgID="Visio.Drawing.15" ShapeID="_x0000_i1029" DrawAspect="Content" ObjectID="_1851069468" r:id="rId20"/>
         </w:object>
       </w:r>
     </w:p>
@@ -53195,6 +53259,7 @@
   <w:style w:type="character" w:default="1" w:styleId="DefaultParagraphFont">
     <w:name w:val="Default Paragraph Font"/>
     <w:uiPriority w:val="1"/>
+    <w:semiHidden/>
     <w:unhideWhenUsed/>
   </w:style>
   <w:style w:type="table" w:default="1" w:styleId="TableNormal">
